--- a/testakten/statusfeststellung-gmbh-geschaeftsfuehrer-minderheit-erlangen/21_klageschrift_sozialgericht_erlangen.docx
+++ b/testakten/statusfeststellung-gmbh-geschaeftsfuehrer-minderheit-erlangen/21_klageschrift_sozialgericht_erlangen.docx
@@ -10,7 +10,7 @@
           <w:i w:val="0"/>
           <w:sz w:val="22"/>
         </w:rPr>
-        <w:t>Kanzlei Rehbogen und Kollegen, Fachanwaelte fuer Sozialrecht und Gesellschaftsrecht</w:t>
+        <w:t>Kanzlei Rehbogen und Kollegen, Fachanwälte für Sozialrecht und Gesellschaftsrecht</w:t>
       </w:r>
     </w:p>
     <w:p>
@@ -62,7 +62,7 @@
           <w:i w:val="0"/>
           <w:sz w:val="22"/>
         </w:rPr>
-        <w:t>der Neuralis MedTech GmbH, vertreten durch den Geschaeftsfuehrer Dr. Henrik Vogt, Henkestrasse 91, 91054 Erlangen, und des Herrn Dr. Henrik Vogt, Schuhstrasse 12, 91052 Erlangen - Klaeger -</w:t>
+        <w:t>der Neuralis MedTech GmbH, vertreten durch den Geschäftsführer Dr. Henrik Vogt, Henkestraße 91, 91054 Erlangen, und des Herrn Dr. Henrik Vogt, Schuhstraße 12, 91052 Erlangen - Kläger -</w:t>
       </w:r>
     </w:p>
     <w:p>
@@ -73,7 +73,7 @@
           <w:i w:val="0"/>
           <w:sz w:val="22"/>
         </w:rPr>
-        <w:t>Prozessbevollmaechtigte: Kanzlei Rehbogen und Kollegen, Rathausplatz 4, 91054 Erlangen</w:t>
+        <w:t>Prozessbevollmächtigte: Kanzlei Rehbogen und Kollegen, Rathausplatz 4, 91054 Erlangen</w:t>
       </w:r>
     </w:p>
     <w:p>
@@ -84,7 +84,7 @@
           <w:i w:val="0"/>
           <w:sz w:val="22"/>
         </w:rPr>
-        <w:t>gegen die Deutsche Rentenversicherung Bund, Ruhrstrasse 2, 10709 Berlin - Beklagte -</w:t>
+        <w:t>gegen die Deutsche Rentenversicherung Bund, Ruhrstraße 2, 10709 Berlin - Beklagte -</w:t>
       </w:r>
     </w:p>
     <w:p>
@@ -103,7 +103,7 @@
         <w:pStyle w:val="Heading2"/>
       </w:pPr>
       <w:r>
-        <w:t>1 Antraege</w:t>
+        <w:t>1 Anträge</w:t>
       </w:r>
     </w:p>
     <w:p>
@@ -125,7 +125,7 @@
           <w:i w:val="0"/>
           <w:sz w:val="22"/>
         </w:rPr>
-        <w:t>1.2 Es wird festgestellt, dass Herr Dr. Henrik Vogt in seiner Taetigkeit als Geschaeftsfuehrer der Neuralis MedTech GmbH seit dem 01.03.2023 nicht der Versicherungspflicht in der gesetzlichen Rentenversicherung und nach dem Recht der Arbeitsfoerderung unterliegt.</w:t>
+        <w:t>1.2 Es wird festgestellt, dass Herr Dr. Henrik Vogt in seiner Tätigkeit als Geschäftsführer der Neuralis MedTech GmbH seit dem 01.03.2023 nicht der Versicherungspflicht in der gesetzlichen Rentenversicherung und nach dem Recht der Arbeitsförderung unterliegt.</w:t>
       </w:r>
     </w:p>
     <w:p>
@@ -144,7 +144,7 @@
           <w:i w:val="0"/>
           <w:sz w:val="22"/>
         </w:rPr>
-        <w:t>Der Klaeger zu 2 ist Mitgruender der Klaegerin zu 1 und hielt bei Gruendung im Jahr 2019 saemtliche Geschaeftsanteile. Nach dem Einstieg der FrankenHealth Ventures GmbH im Jahr 2021 haelt er noch 32 Prozent des Stammkapitals. Er ist alleinvertretungsberechtigter Geschaeftsfuehrer mit Befreiung von Paragraf 181 BGB. Mit Nachtrag vom 19.09.2025 wurde ihm eine Sperrminoritaet fuer sein Ressort Entwicklung und fuer laufende klinische Studien eingeraeumt.</w:t>
+        <w:t>Der Kläger zu 2 ist Mitgründer der Klägerin zu 1 und hielt bei Gründung im Jahr 2019 sämtliche Geschäftsanteile. Nach dem Einstieg der FrankenHealth Ventures GmbH im Jahr 2021 hält er noch 32 Prozent des Stammkapitals. Er ist alleinvertretungsberechtigter Geschäftsführer mit Befreiung von Paragraf 181 BGB. Mit Nachtrag vom 19.09.2025 wurde ihm eine Sperrminorität für sein Ressort Entwicklung und für laufende klinische Studien eingeräumt.</w:t>
       </w:r>
     </w:p>
     <w:p>
@@ -152,7 +152,7 @@
         <w:pStyle w:val="Heading2"/>
       </w:pPr>
       <w:r>
-        <w:t>3 Rechtliche Wuerdigung</w:t>
+        <w:t>3 Rechtliche Würdigung</w:t>
       </w:r>
     </w:p>
     <w:p>
@@ -163,7 +163,7 @@
           <w:i w:val="0"/>
           <w:sz w:val="22"/>
         </w:rPr>
-        <w:t>3.1 Zwar verfuegt der Klaeger zu 2 formal nur ueber eine Minderheitsbeteiligung. Nach der Rechtsprechung des Bundessozialgerichts kommt es jedoch nicht allein auf die Kapitalmehrheit an, sondern darauf, ob der Geschaeftsfuehrer aufgrund gesellschaftsvertraglich eingeraeumter Vetorechte Weisungen der Gesellschafterversammlung verhindern kann, die seinen Aufgabenbereich betreffen (Bundessozialgericht, Urteil vom 12.05.2020, B 12 R 5/16 R).</w:t>
+        <w:t>3.1 Zwar verfügt der Kläger zu 2 formal nur über eine Minderheitsbeteiligung. Nach der Rechtsprechung des Bundessozialgerichts kommt es jedoch nicht allein auf die Kapitalmehrheit an, sondern darauf, ob der Geschäftsführer aufgrund gesellschaftsvertraglich eingeräumter Vetorechte Weisungen der Gesellschafterversammlung verhindern kann, die seinen Aufgabenbereich betreffen (Bundessozialgericht, Urteil vom 12.05.2020, B 12 R 5/16 R).</w:t>
       </w:r>
     </w:p>
     <w:p>
@@ -174,7 +174,7 @@
           <w:i w:val="0"/>
           <w:sz w:val="22"/>
         </w:rPr>
-        <w:t>3.2 Die mit Nachtrag vom 19.09.2025 eingefuehrte Sperrminoritaet in Paragraf 6.5 des Gesellschaftsvertrags erstreckt sich zwar nur auf das Ressort Entwicklung. Dieses Ressort ist jedoch nach der internen Aufgabenverteilung der einzige operative Kernbereich des Klaegers zu 2 und wirtschaftlich der Kern der unternehmerischen Taetigkeit der Klaegerin zu 1.</w:t>
+        <w:t>3.2 Die mit Nachtrag vom 19.09.2025 eingeführte Sperrminorität in Paragraf 6.5 des Gesellschaftsvertrags erstreckt sich zwar nur auf das Ressort Entwicklung. Dieses Ressort ist jedoch nach der internen Aufgabenverteilung der einzige operative Kernbereich des Klägers zu 2 und wirtschaftlich der Kern der unternehmerischen Tätigkeit der Klägerin zu 1.</w:t>
       </w:r>
     </w:p>
     <w:p>
@@ -185,7 +185,7 @@
           <w:i w:val="0"/>
           <w:sz w:val="22"/>
         </w:rPr>
-        <w:t>3.3 Der Klaeger zu 2 traegt mit der persoenlichen Buergschaft ueber 400000,00 EUR ein Unternehmerrisiko, das deutlich ueber das eines Fremdgeschaeftsfuehrers hinausgeht.</w:t>
+        <w:t>3.3 Der Kläger zu 2 trägt mit der persönlichen Bürgschaft über 400000,00 EUR ein Unternehmerrisiko, das deutlich über das eines Fremdgeschäftsführers hinausgeht.</w:t>
       </w:r>
     </w:p>
     <w:p>
@@ -196,7 +196,7 @@
           <w:i w:val="0"/>
           <w:sz w:val="22"/>
         </w:rPr>
-        <w:t>3.4 Die im Anstellungsvertrag vorgesehene feste Verguetung und der Urlaubsanspruch sind bei Gesellschafter-Geschaeftsfuehrern kein zwingendes Indiz fuer Beschaeftigung, wenn die uebrigen Umstaende, insbesondere die tatsaechliche Steuerungsmacht im operativen Kernbereich, fuer Selbstaendigkeit sprechen.</w:t>
+        <w:t>3.4 Die im Anstellungsvertrag vorgesehene feste Vergütung und der Urlaubsanspruch sind bei Gesellschafter-Geschäftsführern kein zwingendes Indiz für Beschäftigung, wenn die übrigen Umstände, insbesondere die tatsächliche Steuerungsmacht im operativen Kernbereich, für Selbstständigkeit sprechen.</w:t>
       </w:r>
     </w:p>
     <w:p>
@@ -215,7 +215,7 @@
           <w:i w:val="0"/>
           <w:sz w:val="22"/>
         </w:rPr>
-        <w:t>Zeugenvernehmung des Beiratsvorsitzenden Prof. Dr. Cornelius Baumhauer und der Gesellschafterin Dr. Miriam Seidl zur tatsaechlichen Handhabung der Sperrminoritaet seit September 2025. Beiziehung der Beiratsprotokolle vom 14.02.2025, 20.11.2025 und 06.05.2026.</w:t>
+        <w:t>Zeugenvernehmung des Beiratsvorsitzenden Prof. Dr. Cornelius Baumhauer und der Gesellschafterin Dr. Miriam Seidl zur tatsächlichen Handhabung der Sperrminorität seit September 2025. Beiziehung der Beiratsprotokolle vom 14.02.2025, 20.11.2025 und 06.05.2026.</w:t>
       </w:r>
     </w:p>
     <w:p>
@@ -229,19 +229,8 @@
         <w:t>Dr. Fabian Rehbogen, Rechtsanwalt und Rentenberater</w:t>
       </w:r>
     </w:p>
-    <w:p>
-      <w:r>
-        <w:rPr>
-          <w:rFonts w:ascii="Times New Roman" w:hAnsi="Times New Roman"/>
-          <w:b w:val="0"/>
-          <w:i w:val="0"/>
-          <w:sz w:val="22"/>
-        </w:rPr>
-        <w:t>Formathinweis: Dieses Aktenstück wird in Times New Roman, 11 pt, mit ausschließlich dezimaler Gliederung ausgegeben.</w:t>
-      </w:r>
-    </w:p>
     <w:sectPr>
-      <w:pgSz w:w="12240" w:h="15840"/>
+      <w:pgSz w:w="11906" w:h="16838"/>
       <w:pgMar w:top="1440" w:right="1800" w:bottom="1440" w:left="1800" w:header="720" w:footer="720" w:gutter="0"/>
       <w:cols w:space="720"/>
       <w:docGrid w:linePitch="360"/>
